--- a/a7/build/out/u6/A7 6.06 Real-World Coordinate-Plane Problems; Perimeter - Independent Set.docx
+++ b/a7/build/out/u6/A7 6.06 Real-World Coordinate-Plane Problems; Perimeter - Independent Set.docx
@@ -1284,7 +1284,7 @@
                 <w:color w:val="1A1A1A"/>
                 <w:sz w:val="22"/>
               </w:rPr>
-              <w:t xml:space="preserve"> and </w:t>
+              <w:t xml:space="preserve">, </w:t>
             </w:r>
             <w:r>
               <w:drawing>
@@ -1327,7 +1327,50 @@
                 <w:color w:val="1A1A1A"/>
                 <w:sz w:val="22"/>
               </w:rPr>
-              <w:t>. Find its fourth corner and the length of a diagonal.</w:t>
+              <w:t xml:space="preserve"> and </w:t>
+            </w:r>
+            <w:r>
+              <w:drawing>
+                <wp:inline xmlns:a="http://schemas.openxmlformats.org/drawingml/2006/main" xmlns:pic="http://schemas.openxmlformats.org/drawingml/2006/picture">
+                  <wp:extent cx="521207" cy="143256"/>
+                  <wp:docPr id="18" name="Picture 18"/>
+                  <wp:cNvGraphicFramePr>
+                    <a:graphicFrameLocks noChangeAspect="1"/>
+                  </wp:cNvGraphicFramePr>
+                  <a:graphic>
+                    <a:graphicData uri="http://schemas.openxmlformats.org/drawingml/2006/picture">
+                      <pic:pic>
+                        <pic:nvPicPr>
+                          <pic:cNvPr id="0" name="6d9b1d109d04b302.png"/>
+                          <pic:cNvPicPr/>
+                        </pic:nvPicPr>
+                        <pic:blipFill>
+                          <a:blip r:embed="rId26"/>
+                          <a:stretch>
+                            <a:fillRect/>
+                          </a:stretch>
+                        </pic:blipFill>
+                        <pic:spPr>
+                          <a:xfrm>
+                            <a:off x="0" y="0"/>
+                            <a:ext cx="521207" cy="143256"/>
+                          </a:xfrm>
+                          <a:prstGeom prst="rect"/>
+                        </pic:spPr>
+                      </pic:pic>
+                    </a:graphicData>
+                  </a:graphic>
+                </wp:inline>
+              </w:drawing>
+            </w:r>
+            <w:r>
+              <w:rPr>
+                <w:b w:val="0"/>
+                <w:i w:val="0"/>
+                <w:color w:val="1A1A1A"/>
+                <w:sz w:val="22"/>
+              </w:rPr>
+              <w:t>. How long is a diagonal?</w:t>
             </w:r>
           </w:p>
           <w:p>

--- a/a7/build/out/u6/A7 6.06 Real-World Coordinate-Plane Problems; Perimeter - Independent Set.docx
+++ b/a7/build/out/u6/A7 6.06 Real-World Coordinate-Plane Problems; Perimeter - Independent Set.docx
@@ -241,7 +241,7 @@
             <w:r>
               <w:drawing>
                 <wp:inline xmlns:a="http://schemas.openxmlformats.org/drawingml/2006/main" xmlns:pic="http://schemas.openxmlformats.org/drawingml/2006/picture">
-                  <wp:extent cx="600456" cy="143256"/>
+                  <wp:extent cx="551688" cy="143256"/>
                   <wp:docPr id="1" name="Picture 1"/>
                   <wp:cNvGraphicFramePr>
                     <a:graphicFrameLocks noChangeAspect="1"/>
@@ -250,7 +250,7 @@
                     <a:graphicData uri="http://schemas.openxmlformats.org/drawingml/2006/picture">
                       <pic:pic>
                         <pic:nvPicPr>
-                          <pic:cNvPr id="0" name="84a8b780a8989cdb.png"/>
+                          <pic:cNvPr id="0" name="2812dfa8a21db46b.png"/>
                           <pic:cNvPicPr/>
                         </pic:nvPicPr>
                         <pic:blipFill>
@@ -262,7 +262,7 @@
                         <pic:spPr>
                           <a:xfrm>
                             <a:off x="0" y="0"/>
-                            <a:ext cx="600456" cy="143256"/>
+                            <a:ext cx="551688" cy="143256"/>
                           </a:xfrm>
                           <a:prstGeom prst="rect"/>
                         </pic:spPr>
@@ -284,7 +284,7 @@
             <w:r>
               <w:drawing>
                 <wp:inline xmlns:a="http://schemas.openxmlformats.org/drawingml/2006/main" xmlns:pic="http://schemas.openxmlformats.org/drawingml/2006/picture">
-                  <wp:extent cx="438912" cy="146304"/>
+                  <wp:extent cx="438912" cy="143256"/>
                   <wp:docPr id="2" name="Picture 2"/>
                   <wp:cNvGraphicFramePr>
                     <a:graphicFrameLocks noChangeAspect="1"/>
@@ -293,7 +293,7 @@
                     <a:graphicData uri="http://schemas.openxmlformats.org/drawingml/2006/picture">
                       <pic:pic>
                         <pic:nvPicPr>
-                          <pic:cNvPr id="0" name="bb5d6c70709d2114.png"/>
+                          <pic:cNvPr id="0" name="c92e110beda00e1f.png"/>
                           <pic:cNvPicPr/>
                         </pic:nvPicPr>
                         <pic:blipFill>
@@ -305,7 +305,7 @@
                         <pic:spPr>
                           <a:xfrm>
                             <a:off x="0" y="0"/>
-                            <a:ext cx="438912" cy="146304"/>
+                            <a:ext cx="438912" cy="143256"/>
                           </a:xfrm>
                           <a:prstGeom prst="rect"/>
                         </pic:spPr>
@@ -327,7 +327,7 @@
             <w:r>
               <w:drawing>
                 <wp:inline xmlns:a="http://schemas.openxmlformats.org/drawingml/2006/main" xmlns:pic="http://schemas.openxmlformats.org/drawingml/2006/picture">
-                  <wp:extent cx="326136" cy="146304"/>
+                  <wp:extent cx="438912" cy="143256"/>
                   <wp:docPr id="3" name="Picture 3"/>
                   <wp:cNvGraphicFramePr>
                     <a:graphicFrameLocks noChangeAspect="1"/>
@@ -336,7 +336,7 @@
                     <a:graphicData uri="http://schemas.openxmlformats.org/drawingml/2006/picture">
                       <pic:pic>
                         <pic:nvPicPr>
-                          <pic:cNvPr id="0" name="89a4d412b8c5b08c.png"/>
+                          <pic:cNvPr id="0" name="353cb2aa20b80310.png"/>
                           <pic:cNvPicPr/>
                         </pic:nvPicPr>
                         <pic:blipFill>
@@ -348,7 +348,7 @@
                         <pic:spPr>
                           <a:xfrm>
                             <a:off x="0" y="0"/>
-                            <a:ext cx="326136" cy="146304"/>
+                            <a:ext cx="438912" cy="143256"/>
                           </a:xfrm>
                           <a:prstGeom prst="rect"/>
                         </pic:spPr>
@@ -365,7 +365,7 @@
                 <w:color w:val="1A1A1A"/>
                 <w:sz w:val="22"/>
               </w:rPr>
-              <w:t>.</w:t>
+              <w:t>. It has no right angle.</w:t>
             </w:r>
           </w:p>
           <w:p>
@@ -528,7 +528,7 @@
             <w:r>
               <w:drawing>
                 <wp:inline xmlns:a="http://schemas.openxmlformats.org/drawingml/2006/main" xmlns:pic="http://schemas.openxmlformats.org/drawingml/2006/picture">
-                  <wp:extent cx="487680" cy="143256"/>
+                  <wp:extent cx="438912" cy="143256"/>
                   <wp:docPr id="6" name="Picture 6"/>
                   <wp:cNvGraphicFramePr>
                     <a:graphicFrameLocks noChangeAspect="1"/>
@@ -537,7 +537,7 @@
                     <a:graphicData uri="http://schemas.openxmlformats.org/drawingml/2006/picture">
                       <pic:pic>
                         <pic:nvPicPr>
-                          <pic:cNvPr id="0" name="c92596cd59f6d2ef.png"/>
+                          <pic:cNvPr id="0" name="874cc059ff32ee3c.png"/>
                           <pic:cNvPicPr/>
                         </pic:nvPicPr>
                         <pic:blipFill>
@@ -549,7 +549,7 @@
                         <pic:spPr>
                           <a:xfrm>
                             <a:off x="0" y="0"/>
-                            <a:ext cx="487680" cy="143256"/>
+                            <a:ext cx="438912" cy="143256"/>
                           </a:xfrm>
                           <a:prstGeom prst="rect"/>
                         </pic:spPr>
@@ -643,7 +643,7 @@
             <w:r>
               <w:drawing>
                 <wp:inline xmlns:a="http://schemas.openxmlformats.org/drawingml/2006/main" xmlns:pic="http://schemas.openxmlformats.org/drawingml/2006/picture">
-                  <wp:extent cx="600456" cy="146304"/>
+                  <wp:extent cx="551688" cy="146304"/>
                   <wp:docPr id="7" name="Picture 7"/>
                   <wp:cNvGraphicFramePr>
                     <a:graphicFrameLocks noChangeAspect="1"/>
@@ -652,7 +652,7 @@
                     <a:graphicData uri="http://schemas.openxmlformats.org/drawingml/2006/picture">
                       <pic:pic>
                         <pic:nvPicPr>
-                          <pic:cNvPr id="0" name="a5bbf06cd348d996.png"/>
+                          <pic:cNvPr id="0" name="25eb669a2657087b.png"/>
                           <pic:cNvPicPr/>
                         </pic:nvPicPr>
                         <pic:blipFill>
@@ -664,7 +664,7 @@
                         <pic:spPr>
                           <a:xfrm>
                             <a:off x="0" y="0"/>
-                            <a:ext cx="600456" cy="146304"/>
+                            <a:ext cx="551688" cy="146304"/>
                           </a:xfrm>
                           <a:prstGeom prst="rect"/>
                         </pic:spPr>
@@ -686,7 +686,7 @@
             <w:r>
               <w:drawing>
                 <wp:inline xmlns:a="http://schemas.openxmlformats.org/drawingml/2006/main" xmlns:pic="http://schemas.openxmlformats.org/drawingml/2006/picture">
-                  <wp:extent cx="487680" cy="146304"/>
+                  <wp:extent cx="438912" cy="146304"/>
                   <wp:docPr id="8" name="Picture 8"/>
                   <wp:cNvGraphicFramePr>
                     <a:graphicFrameLocks noChangeAspect="1"/>
@@ -695,7 +695,7 @@
                     <a:graphicData uri="http://schemas.openxmlformats.org/drawingml/2006/picture">
                       <pic:pic>
                         <pic:nvPicPr>
-                          <pic:cNvPr id="0" name="06f5b80cfa45d7fb.png"/>
+                          <pic:cNvPr id="0" name="09220e97bda466bc.png"/>
                           <pic:cNvPicPr/>
                         </pic:nvPicPr>
                         <pic:blipFill>
@@ -707,7 +707,7 @@
                         <pic:spPr>
                           <a:xfrm>
                             <a:off x="0" y="0"/>
-                            <a:ext cx="487680" cy="146304"/>
+                            <a:ext cx="438912" cy="146304"/>
                           </a:xfrm>
                           <a:prstGeom prst="rect"/>
                         </pic:spPr>
@@ -887,7 +887,7 @@
             <w:r>
               <w:drawing>
                 <wp:inline xmlns:a="http://schemas.openxmlformats.org/drawingml/2006/main" xmlns:pic="http://schemas.openxmlformats.org/drawingml/2006/picture">
-                  <wp:extent cx="600456" cy="146304"/>
+                  <wp:extent cx="551688" cy="146304"/>
                   <wp:docPr id="11" name="Picture 11"/>
                   <wp:cNvGraphicFramePr>
                     <a:graphicFrameLocks noChangeAspect="1"/>
@@ -896,7 +896,7 @@
                     <a:graphicData uri="http://schemas.openxmlformats.org/drawingml/2006/picture">
                       <pic:pic>
                         <pic:nvPicPr>
-                          <pic:cNvPr id="0" name="16e8508f923d9070.png"/>
+                          <pic:cNvPr id="0" name="346c927bfa328639.png"/>
                           <pic:cNvPicPr/>
                         </pic:nvPicPr>
                         <pic:blipFill>
@@ -908,7 +908,7 @@
                         <pic:spPr>
                           <a:xfrm>
                             <a:off x="0" y="0"/>
-                            <a:ext cx="600456" cy="146304"/>
+                            <a:ext cx="551688" cy="146304"/>
                           </a:xfrm>
                           <a:prstGeom prst="rect"/>
                         </pic:spPr>
@@ -1088,7 +1088,7 @@
             <w:r>
               <w:drawing>
                 <wp:inline xmlns:a="http://schemas.openxmlformats.org/drawingml/2006/main" xmlns:pic="http://schemas.openxmlformats.org/drawingml/2006/picture">
-                  <wp:extent cx="487680" cy="146304"/>
+                  <wp:extent cx="438912" cy="146304"/>
                   <wp:docPr id="14" name="Picture 14"/>
                   <wp:cNvGraphicFramePr>
                     <a:graphicFrameLocks noChangeAspect="1"/>
@@ -1097,7 +1097,7 @@
                     <a:graphicData uri="http://schemas.openxmlformats.org/drawingml/2006/picture">
                       <pic:pic>
                         <pic:nvPicPr>
-                          <pic:cNvPr id="0" name="e3649aa0e116895a.png"/>
+                          <pic:cNvPr id="0" name="c24ea32c0a1f5c90.png"/>
                           <pic:cNvPicPr/>
                         </pic:nvPicPr>
                         <pic:blipFill>
@@ -1109,7 +1109,7 @@
                         <pic:spPr>
                           <a:xfrm>
                             <a:off x="0" y="0"/>
-                            <a:ext cx="487680" cy="146304"/>
+                            <a:ext cx="438912" cy="146304"/>
                           </a:xfrm>
                           <a:prstGeom prst="rect"/>
                         </pic:spPr>
@@ -1203,7 +1203,7 @@
             <w:r>
               <w:drawing>
                 <wp:inline xmlns:a="http://schemas.openxmlformats.org/drawingml/2006/main" xmlns:pic="http://schemas.openxmlformats.org/drawingml/2006/picture">
-                  <wp:extent cx="600456" cy="143256"/>
+                  <wp:extent cx="551688" cy="143256"/>
                   <wp:docPr id="15" name="Picture 15"/>
                   <wp:cNvGraphicFramePr>
                     <a:graphicFrameLocks noChangeAspect="1"/>
@@ -1212,7 +1212,7 @@
                     <a:graphicData uri="http://schemas.openxmlformats.org/drawingml/2006/picture">
                       <pic:pic>
                         <pic:nvPicPr>
-                          <pic:cNvPr id="0" name="cf868fd7dc4ad459.png"/>
+                          <pic:cNvPr id="0" name="22a50a7396c35b62.png"/>
                           <pic:cNvPicPr/>
                         </pic:nvPicPr>
                         <pic:blipFill>
@@ -1224,7 +1224,7 @@
                         <pic:spPr>
                           <a:xfrm>
                             <a:off x="0" y="0"/>
-                            <a:ext cx="600456" cy="143256"/>
+                            <a:ext cx="551688" cy="143256"/>
                           </a:xfrm>
                           <a:prstGeom prst="rect"/>
                         </pic:spPr>
@@ -1246,7 +1246,7 @@
             <w:r>
               <w:drawing>
                 <wp:inline xmlns:a="http://schemas.openxmlformats.org/drawingml/2006/main" xmlns:pic="http://schemas.openxmlformats.org/drawingml/2006/picture">
-                  <wp:extent cx="487680" cy="143256"/>
+                  <wp:extent cx="438912" cy="143256"/>
                   <wp:docPr id="16" name="Picture 16"/>
                   <wp:cNvGraphicFramePr>
                     <a:graphicFrameLocks noChangeAspect="1"/>
@@ -1255,7 +1255,7 @@
                     <a:graphicData uri="http://schemas.openxmlformats.org/drawingml/2006/picture">
                       <pic:pic>
                         <pic:nvPicPr>
-                          <pic:cNvPr id="0" name="607e4b0df3b24e83.png"/>
+                          <pic:cNvPr id="0" name="1ad13f7e39a5100f.png"/>
                           <pic:cNvPicPr/>
                         </pic:nvPicPr>
                         <pic:blipFill>
@@ -1267,7 +1267,7 @@
                         <pic:spPr>
                           <a:xfrm>
                             <a:off x="0" y="0"/>
-                            <a:ext cx="487680" cy="143256"/>
+                            <a:ext cx="438912" cy="143256"/>
                           </a:xfrm>
                           <a:prstGeom prst="rect"/>
                         </pic:spPr>
